--- a/Lab 3/Lab3 Template.docx
+++ b/Lab 3/Lab3 Template.docx
@@ -77,15 +77,7 @@
       </w:pPr>
       <w:r>
         <w:rPr/>
-        <w:t xml:space="preserve">Instructor/Time:  Dr. Steve Millman  Tu Th 3:00 PM - 4:15 PM      Date: </w:t>
-      </w:r>
-      <w:r>
-        <w:rPr/>
-        <w:t>March 06</w:t>
-      </w:r>
-      <w:r>
-        <w:rPr/>
-        <w:t>, 2026</w:t>
+        <w:t>Instructor/Time:  Dr. Steve Millman  Tu Th 3:00 PM - 4:15 PM      Date: March 06, 2026</w:t>
       </w:r>
     </w:p>
     <w:p>
@@ -1716,8 +1708,35 @@
           <w:sz w:val="22"/>
           <w:szCs w:val="22"/>
         </w:rPr>
-        <w:t>Video Link:</w:t>
-      </w:r>
+        <w:t xml:space="preserve">Video Link: </w:t>
+      </w:r>
+      <w:hyperlink r:id="rId11">
+        <w:r>
+          <w:rPr>
+            <w:rStyle w:val="Hyperlink"/>
+            <w:rFonts w:cs="Calibri" w:ascii="Calibri" w:hAnsi="Calibri"/>
+            <w:b/>
+            <w:bCs/>
+            <w:color w:val="000000"/>
+            <w:sz w:val="22"/>
+            <w:szCs w:val="22"/>
+          </w:rPr>
+          <w:t>https://drive.google.com/file/d/1FSQT5K9qz7wgWv-add_h1DJFbcXOHMfH/view?usp=drive_link</w:t>
+        </w:r>
+      </w:hyperlink>
+      <w:hyperlink r:id="rId12">
+        <w:r>
+          <w:rPr>
+            <w:rFonts w:cs="Calibri" w:ascii="Calibri" w:hAnsi="Calibri"/>
+            <w:b/>
+            <w:bCs/>
+            <w:color w:val="000000"/>
+            <w:sz w:val="22"/>
+            <w:szCs w:val="22"/>
+          </w:rPr>
+          <w:t xml:space="preserve"> </w:t>
+        </w:r>
+      </w:hyperlink>
     </w:p>
     <w:p>
       <w:pPr>
@@ -2982,12 +3001,12 @@
       </w:r>
     </w:p>
     <w:sectPr>
-      <w:headerReference w:type="even" r:id="rId11"/>
-      <w:headerReference w:type="default" r:id="rId12"/>
-      <w:headerReference w:type="first" r:id="rId13"/>
-      <w:footerReference w:type="even" r:id="rId14"/>
-      <w:footerReference w:type="default" r:id="rId15"/>
-      <w:footerReference w:type="first" r:id="rId16"/>
+      <w:headerReference w:type="even" r:id="rId13"/>
+      <w:headerReference w:type="default" r:id="rId14"/>
+      <w:headerReference w:type="first" r:id="rId15"/>
+      <w:footerReference w:type="even" r:id="rId16"/>
+      <w:footerReference w:type="default" r:id="rId17"/>
+      <w:footerReference w:type="first" r:id="rId18"/>
       <w:type w:val="nextPage"/>
       <w:pgSz w:w="12240" w:h="15840"/>
       <w:pgMar w:left="1440" w:right="1440" w:gutter="0" w:header="720" w:top="1440" w:footer="720" w:bottom="1440"/>
@@ -3964,6 +3983,13 @@
       <w:lang w:eastAsia="zh-CN"/>
     </w:rPr>
   </w:style>
+  <w:style w:type="character" w:styleId="Hyperlink">
+    <w:name w:val="Hyperlink"/>
+    <w:rPr>
+      <w:color w:val="000080"/>
+      <w:u w:val="single"/>
+    </w:rPr>
+  </w:style>
   <w:style w:type="paragraph" w:styleId="Heading">
     <w:name w:val="Heading"/>
     <w:basedOn w:val="Normal"/>
